--- a/Seminarski rad - Razvoj višeslojnog softvera.docx
+++ b/Seminarski rad - Razvoj višeslojnog softvera.docx
@@ -1234,7 +1234,7 @@
                 <w:noProof/>
                 <w:webHidden/>
               </w:rPr>
-              <w:t>4</w:t>
+              <w:t>5</w:t>
             </w:r>
             <w:r>
               <w:rPr>
@@ -1303,7 +1303,7 @@
                 <w:noProof/>
                 <w:webHidden/>
               </w:rPr>
-              <w:t>6</w:t>
+              <w:t>7</w:t>
             </w:r>
             <w:r>
               <w:rPr>
@@ -1372,7 +1372,7 @@
                 <w:noProof/>
                 <w:webHidden/>
               </w:rPr>
-              <w:t>7</w:t>
+              <w:t>8</w:t>
             </w:r>
             <w:r>
               <w:rPr>
@@ -1441,7 +1441,7 @@
                 <w:noProof/>
                 <w:webHidden/>
               </w:rPr>
-              <w:t>7</w:t>
+              <w:t>8</w:t>
             </w:r>
             <w:r>
               <w:rPr>
@@ -1510,7 +1510,7 @@
                 <w:noProof/>
                 <w:webHidden/>
               </w:rPr>
-              <w:t>8</w:t>
+              <w:t>9</w:t>
             </w:r>
             <w:r>
               <w:rPr>
@@ -1579,7 +1579,7 @@
                 <w:noProof/>
                 <w:webHidden/>
               </w:rPr>
-              <w:t>9</w:t>
+              <w:t>10</w:t>
             </w:r>
             <w:r>
               <w:rPr>
@@ -1648,7 +1648,7 @@
                 <w:noProof/>
                 <w:webHidden/>
               </w:rPr>
-              <w:t>10</w:t>
+              <w:t>11</w:t>
             </w:r>
             <w:r>
               <w:rPr>
@@ -1717,7 +1717,7 @@
                 <w:noProof/>
                 <w:webHidden/>
               </w:rPr>
-              <w:t>11</w:t>
+              <w:t>12</w:t>
             </w:r>
             <w:r>
               <w:rPr>
@@ -1786,7 +1786,7 @@
                 <w:noProof/>
                 <w:webHidden/>
               </w:rPr>
-              <w:t>13</w:t>
+              <w:t>14</w:t>
             </w:r>
             <w:r>
               <w:rPr>
@@ -1855,7 +1855,7 @@
                 <w:noProof/>
                 <w:webHidden/>
               </w:rPr>
-              <w:t>13</w:t>
+              <w:t>14</w:t>
             </w:r>
             <w:r>
               <w:rPr>
@@ -1924,7 +1924,7 @@
                 <w:noProof/>
                 <w:webHidden/>
               </w:rPr>
-              <w:t>13</w:t>
+              <w:t>14</w:t>
             </w:r>
             <w:r>
               <w:rPr>
@@ -1993,7 +1993,7 @@
                 <w:noProof/>
                 <w:webHidden/>
               </w:rPr>
-              <w:t>17</w:t>
+              <w:t>18</w:t>
             </w:r>
             <w:r>
               <w:rPr>
@@ -2062,7 +2062,7 @@
                 <w:noProof/>
                 <w:webHidden/>
               </w:rPr>
-              <w:t>22</w:t>
+              <w:t>24</w:t>
             </w:r>
             <w:r>
               <w:rPr>
@@ -2131,7 +2131,7 @@
                 <w:noProof/>
                 <w:webHidden/>
               </w:rPr>
-              <w:t>24</w:t>
+              <w:t>26</w:t>
             </w:r>
             <w:r>
               <w:rPr>
@@ -2200,7 +2200,7 @@
                 <w:noProof/>
                 <w:webHidden/>
               </w:rPr>
-              <w:t>25</w:t>
+              <w:t>27</w:t>
             </w:r>
             <w:r>
               <w:rPr>
@@ -2269,7 +2269,7 @@
                 <w:noProof/>
                 <w:webHidden/>
               </w:rPr>
-              <w:t>26</w:t>
+              <w:t>29</w:t>
             </w:r>
             <w:r>
               <w:rPr>
@@ -2338,7 +2338,7 @@
                 <w:noProof/>
                 <w:webHidden/>
               </w:rPr>
-              <w:t>28</w:t>
+              <w:t>31</w:t>
             </w:r>
             <w:r>
               <w:rPr>
@@ -2407,7 +2407,7 @@
                 <w:noProof/>
                 <w:webHidden/>
               </w:rPr>
-              <w:t>30</w:t>
+              <w:t>33</w:t>
             </w:r>
             <w:r>
               <w:rPr>
@@ -2476,7 +2476,7 @@
                 <w:noProof/>
                 <w:webHidden/>
               </w:rPr>
-              <w:t>30</w:t>
+              <w:t>33</w:t>
             </w:r>
             <w:r>
               <w:rPr>
@@ -2545,7 +2545,7 @@
                 <w:noProof/>
                 <w:webHidden/>
               </w:rPr>
-              <w:t>31</w:t>
+              <w:t>35</w:t>
             </w:r>
             <w:r>
               <w:rPr>
@@ -2614,7 +2614,7 @@
                 <w:noProof/>
                 <w:webHidden/>
               </w:rPr>
-              <w:t>34</w:t>
+              <w:t>38</w:t>
             </w:r>
             <w:r>
               <w:rPr>
@@ -2683,7 +2683,7 @@
                 <w:noProof/>
                 <w:webHidden/>
               </w:rPr>
-              <w:t>35</w:t>
+              <w:t>39</w:t>
             </w:r>
             <w:r>
               <w:rPr>
@@ -2752,7 +2752,7 @@
                 <w:noProof/>
                 <w:webHidden/>
               </w:rPr>
-              <w:t>35</w:t>
+              <w:t>40</w:t>
             </w:r>
             <w:r>
               <w:rPr>
@@ -2821,7 +2821,7 @@
                 <w:noProof/>
                 <w:webHidden/>
               </w:rPr>
-              <w:t>36</w:t>
+              <w:t>40</w:t>
             </w:r>
             <w:r>
               <w:rPr>
